--- a/src/main/resources/templates/thu-bao-lanh-vinfast.docx
+++ b/src/main/resources/templates/thu-bao-lanh-vinfast.docx
@@ -1134,7 +1134,7 @@
           <w:sz w:val="26"/>
           <w:szCs w:val="26"/>
         </w:rPr>
-        <w:t>Bà</w:t>
+        <w:t>{{REPRESENTATIVE_NAME}}</w:t>
       </w:r>
       <w:r>
         <w:rPr>
@@ -1142,15 +1142,16 @@
           <w:sz w:val="26"/>
           <w:szCs w:val="26"/>
         </w:rPr>
-        <w:t xml:space="preserve"> </w:t>
-      </w:r>
+        <w:t xml:space="preserve">, Chức </w:t>
+      </w:r>
+      <w:proofErr w:type="gramStart"/>
       <w:r>
         <w:rPr>
           <w:color w:val="0000FF"/>
           <w:sz w:val="26"/>
           <w:szCs w:val="26"/>
         </w:rPr>
-        <w:t>Bùi Thị Phương Thảo</w:t>
+        <w:t>vụ:</w:t>
       </w:r>
       <w:r>
         <w:rPr>
@@ -1158,16 +1159,16 @@
           <w:sz w:val="26"/>
           <w:szCs w:val="26"/>
         </w:rPr>
-        <w:t xml:space="preserve"> </w:t>
-      </w:r>
-      <w:proofErr w:type="gramStart"/>
+        <w:t>{</w:t>
+      </w:r>
+      <w:proofErr w:type="gramEnd"/>
       <w:r>
         <w:rPr>
           <w:color w:val="0000FF"/>
           <w:sz w:val="26"/>
           <w:szCs w:val="26"/>
         </w:rPr>
-        <w:t xml:space="preserve">  </w:t>
+        <w:t>{REPRESENTATIVE_TITLE}}</w:t>
       </w:r>
       <w:r>
         <w:rPr>
@@ -1175,58 +1176,7 @@
           <w:sz w:val="26"/>
           <w:szCs w:val="26"/>
         </w:rPr>
-        <w:t>,</w:t>
-      </w:r>
-      <w:proofErr w:type="gramEnd"/>
-      <w:r>
-        <w:rPr>
-          <w:color w:val="0000FF"/>
-          <w:sz w:val="26"/>
-          <w:szCs w:val="26"/>
-        </w:rPr>
-        <w:t xml:space="preserve"> Chức </w:t>
-      </w:r>
-      <w:proofErr w:type="gramStart"/>
-      <w:r>
-        <w:rPr>
-          <w:color w:val="0000FF"/>
-          <w:sz w:val="26"/>
-          <w:szCs w:val="26"/>
-        </w:rPr>
-        <w:t>vụ:</w:t>
-      </w:r>
-      <w:r>
-        <w:rPr>
-          <w:color w:val="0000FF"/>
-          <w:sz w:val="26"/>
-          <w:szCs w:val="26"/>
-        </w:rPr>
-        <w:t>Phó</w:t>
-      </w:r>
-      <w:proofErr w:type="gramEnd"/>
-      <w:r>
-        <w:rPr>
-          <w:color w:val="0000FF"/>
-          <w:sz w:val="26"/>
-          <w:szCs w:val="26"/>
-        </w:rPr>
         <w:t xml:space="preserve"> </w:t>
-      </w:r>
-      <w:r>
-        <w:rPr>
-          <w:color w:val="0000FF"/>
-          <w:sz w:val="26"/>
-          <w:szCs w:val="26"/>
-        </w:rPr>
-        <w:t>G</w:t>
-      </w:r>
-      <w:r>
-        <w:rPr>
-          <w:color w:val="0000FF"/>
-          <w:sz w:val="26"/>
-          <w:szCs w:val="26"/>
-        </w:rPr>
-        <w:t xml:space="preserve">iám đốc </w:t>
       </w:r>
     </w:p>
     <w:p>
@@ -1272,7 +1222,25 @@
           <w:sz w:val="26"/>
           <w:szCs w:val="26"/>
         </w:rPr>
-        <w:t xml:space="preserve"> bản ủy quyền số 1703/QĐ-BIDV.ĐT </w:t>
+        <w:t xml:space="preserve"> bản ủy quyền số </w:t>
+      </w:r>
+      <w:r>
+        <w:rPr>
+          <w:iCs/>
+          <w:color w:val="0000FF"/>
+          <w:sz w:val="26"/>
+          <w:szCs w:val="26"/>
+        </w:rPr>
+        <w:t>{{AUTH_DOC_NO}}</w:t>
+      </w:r>
+      <w:r>
+        <w:rPr>
+          <w:iCs/>
+          <w:color w:val="0000FF"/>
+          <w:sz w:val="26"/>
+          <w:szCs w:val="26"/>
+        </w:rPr>
+        <w:t xml:space="preserve"> </w:t>
       </w:r>
       <w:r>
         <w:rPr>
@@ -1291,7 +1259,25 @@
           <w:sz w:val="26"/>
           <w:szCs w:val="26"/>
         </w:rPr>
-        <w:t xml:space="preserve"> 24/10/2025 c</w:t>
+        <w:t xml:space="preserve"> </w:t>
+      </w:r>
+      <w:r>
+        <w:rPr>
+          <w:iCs/>
+          <w:color w:val="0000FF"/>
+          <w:sz w:val="26"/>
+          <w:szCs w:val="26"/>
+        </w:rPr>
+        <w:t>{{AUTH_DOC_DATE}}</w:t>
+      </w:r>
+      <w:r>
+        <w:rPr>
+          <w:iCs/>
+          <w:color w:val="0000FF"/>
+          <w:sz w:val="26"/>
+          <w:szCs w:val="26"/>
+        </w:rPr>
+        <w:t xml:space="preserve"> c</w:t>
       </w:r>
       <w:r>
         <w:rPr>
@@ -1310,7 +1296,25 @@
           <w:sz w:val="26"/>
           <w:szCs w:val="26"/>
         </w:rPr>
-        <w:t xml:space="preserve"> Giám đốc Ngân hàng TMCP Đầu tư và Phát triển Việt Nam - Chi nhánh Đồng Tháp.</w:t>
+        <w:t xml:space="preserve"> </w:t>
+      </w:r>
+      <w:r>
+        <w:rPr>
+          <w:iCs/>
+          <w:color w:val="0000FF"/>
+          <w:sz w:val="26"/>
+          <w:szCs w:val="26"/>
+        </w:rPr>
+        <w:t>{{AUTH_ISSUER}}</w:t>
+      </w:r>
+      <w:r>
+        <w:rPr>
+          <w:iCs/>
+          <w:color w:val="0000FF"/>
+          <w:sz w:val="26"/>
+          <w:szCs w:val="26"/>
+        </w:rPr>
+        <w:t>.</w:t>
       </w:r>
     </w:p>
     <w:p>
@@ -1637,6 +1641,7 @@
           <w:sz w:val="26"/>
           <w:szCs w:val="26"/>
         </w:rPr>
+        <w:lastRenderedPageBreak/>
         <w:t>Điện thoại: 0277.766668 Fax: 0277.3878778</w:t>
       </w:r>
     </w:p>
@@ -1662,7 +1667,6 @@
           <w:sz w:val="26"/>
           <w:szCs w:val="26"/>
         </w:rPr>
-        <w:lastRenderedPageBreak/>
         <w:t>Mã số doanh nghiệp: 1402021121</w:t>
       </w:r>
     </w:p>
@@ -1932,9 +1936,8 @@
           <w:sz w:val="26"/>
           <w:szCs w:val="26"/>
         </w:rPr>
-        <w:t xml:space="preserve"> (Bằng </w:t>
-      </w:r>
-      <w:proofErr w:type="gramStart"/>
+        <w:t xml:space="preserve"> (Bằng chữ:</w:t>
+      </w:r>
       <w:r>
         <w:rPr>
           <w:b/>
@@ -1942,7 +1945,7 @@
           <w:sz w:val="26"/>
           <w:szCs w:val="26"/>
         </w:rPr>
-        <w:t>chữ:</w:t>
+        <w:t xml:space="preserve"> </w:t>
       </w:r>
       <w:r>
         <w:rPr>
@@ -1952,18 +1955,7 @@
           <w:sz w:val="26"/>
           <w:szCs w:val="26"/>
         </w:rPr>
-        <w:t>{</w:t>
-      </w:r>
-      <w:proofErr w:type="gramEnd"/>
-      <w:r>
-        <w:rPr>
-          <w:b/>
-          <w:bCs/>
-          <w:color w:val="FF0000"/>
-          <w:sz w:val="26"/>
-          <w:szCs w:val="26"/>
-        </w:rPr>
-        <w:t>{</w:t>
+        <w:t>{{</w:t>
       </w:r>
       <w:r>
         <w:rPr>
@@ -2745,7 +2737,14 @@
         <w:rPr>
           <w:lang w:val="vi-VN"/>
         </w:rPr>
-        <w:t xml:space="preserve">sau khi nhận được không đầy đủ hoặc không khớp đúng theo quy định tại Thư bảo lãnh này, </w:t>
+        <w:t xml:space="preserve">sau khi nhận được không đầy đủ hoặc không khớp đúng theo quy định tại Thư bảo </w:t>
+      </w:r>
+      <w:r>
+        <w:rPr>
+          <w:lang w:val="vi-VN"/>
+        </w:rPr>
+        <w:lastRenderedPageBreak/>
+        <w:t xml:space="preserve">lãnh này, </w:t>
       </w:r>
       <w:r>
         <w:t>Bên Bảo lãnh</w:t>
@@ -2757,7 +2756,6 @@
         <w:t xml:space="preserve"> sẽ thông báo và VINFAST có trách nhiệm gửi bổ sung các hồ sơ còn thiếu tới </w:t>
       </w:r>
       <w:r>
-        <w:lastRenderedPageBreak/>
         <w:t>Bên Bảo lãnh</w:t>
       </w:r>
       <w:r>
@@ -7900,6 +7898,7 @@
   <w:style w:type="character" w:default="1" w:styleId="DefaultParagraphFont">
     <w:name w:val="Default Paragraph Font"/>
     <w:uiPriority w:val="1"/>
+    <w:semiHidden/>
     <w:unhideWhenUsed/>
   </w:style>
   <w:style w:type="table" w:default="1" w:styleId="TableNormal">
@@ -8618,6 +8617,10 @@
 </file>
 
 <file path=customXml/item1.xml><?xml version="1.0" encoding="utf-8"?>
+<b:Sources xmlns:b="http://schemas.openxmlformats.org/officeDocument/2006/bibliography" xmlns="http://schemas.openxmlformats.org/officeDocument/2006/bibliography" SelectedStyle="\APA.XSL" StyleName="APA"/>
+</file>
+
+<file path=customXml/item2.xml><?xml version="1.0" encoding="utf-8"?>
 <ct:contentTypeSchema xmlns:ct="http://schemas.microsoft.com/office/2006/metadata/contentType" xmlns:ma="http://schemas.microsoft.com/office/2006/metadata/properties/metaAttributes" ct:_="" ma:_="" ma:contentTypeName="Document" ma:contentTypeID="0x01010084BF56DD87899D4D883D465A206FE0BD" ma:contentTypeVersion="20" ma:contentTypeDescription="Create a new document." ma:contentTypeScope="" ma:versionID="9a34d6a88d5bdf2c5568a816797c7670">
   <xsd:schema xmlns:xsd="http://www.w3.org/2001/XMLSchema" xmlns:xs="http://www.w3.org/2001/XMLSchema" xmlns:p="http://schemas.microsoft.com/office/2006/metadata/properties" xmlns:ns2="aae76cca-351f-4937-95ce-0328f3ef71e3" xmlns:ns3="4afd0482-fe73-4301-a2d6-1a1d1218fd98" xmlns:ns4="8ba8711b-6401-4886-8ecd-5b42b6a2c431" xmlns:ns5="c7260419-8647-45b8-880e-8ad15e1b01d5" targetNamespace="http://schemas.microsoft.com/office/2006/metadata/properties" ma:root="true" ma:fieldsID="969ffd25ef7f992ac21cb0d3c8ec9b7e" ns2:_="" ns3:_="" ns4:_="" ns5:_="">
     <xsd:import namespace="aae76cca-351f-4937-95ce-0328f3ef71e3"/>
@@ -8887,32 +8890,20 @@
 </ct:contentTypeSchema>
 </file>
 
-<file path=customXml/item2.xml><?xml version="1.0" encoding="utf-8"?>
-<b:Sources xmlns:b="http://schemas.openxmlformats.org/officeDocument/2006/bibliography" xmlns="http://schemas.openxmlformats.org/officeDocument/2006/bibliography" SelectedStyle="\APA.XSL" StyleName="APA"/>
-</file>
-
 <file path=customXml/item3.xml><?xml version="1.0" encoding="utf-8"?>
-<p:properties xmlns:p="http://schemas.microsoft.com/office/2006/metadata/properties" xmlns:xsi="http://www.w3.org/2001/XMLSchema-instance" xmlns:pc="http://schemas.microsoft.com/office/infopath/2007/PartnerControls">
-  <documentManagement>
-    <MaHieu xmlns="4afd0482-fe73-4301-a2d6-1a1d1218fd98" xsi:nil="true"/>
-    <TinhTrangHieuLuc xmlns="8ba8711b-6401-4886-8ecd-5b42b6a2c431" xsi:nil="true"/>
-    <MaVanBanThayThe xmlns="c7260419-8647-45b8-880e-8ad15e1b01d5" xsi:nil="true"/>
-    <LoaiDinhKem xmlns="c7260419-8647-45b8-880e-8ad15e1b01d5" xsi:nil="true"/>
-    <Ten xmlns="8ba8711b-6401-4886-8ecd-5b42b6a2c431" xsi:nil="true"/>
-    <GhiChu xmlns="8ba8711b-6401-4886-8ecd-5b42b6a2c431" xsi:nil="true"/>
-    <Loai xmlns="8ba8711b-6401-4886-8ecd-5b42b6a2c431" xsi:nil="true"/>
-    <MaVanBan xmlns="c7260419-8647-45b8-880e-8ad15e1b01d5" xsi:nil="true"/>
-    <URL xmlns="c7260419-8647-45b8-880e-8ad15e1b01d5" xsi:nil="true"/>
-    <LoaiThayThe xmlns="c7260419-8647-45b8-880e-8ad15e1b01d5" xsi:nil="true"/>
-    <TrangThaiXuLy xmlns="8ba8711b-6401-4886-8ecd-5b42b6a2c431" xsi:nil="true"/>
-    <SoHieu xmlns="c7260419-8647-45b8-880e-8ad15e1b01d5" xsi:nil="true"/>
-    <MaHieuFull xmlns="c7260419-8647-45b8-880e-8ad15e1b01d5" xsi:nil="true"/>
-    <IDVanBanQuyTrinh xmlns="8ba8711b-6401-4886-8ecd-5b42b6a2c431" xsi:nil="true"/>
-  </documentManagement>
-</p:properties>
+<?mso-contentType ?>
+<FormTemplates xmlns="http://schemas.microsoft.com/sharepoint/v3/contenttype/forms">
+  <Display>DocumentLibraryForm</Display>
+  <Edit>DocumentLibraryForm</Edit>
+  <New>DocumentLibraryForm</New>
+</FormTemplates>
 </file>
 
 <file path=customXml/item4.xml><?xml version="1.0" encoding="utf-8"?>
+<LongProperties xmlns="http://schemas.microsoft.com/office/2006/metadata/longProperties"/>
+</file>
+
+<file path=customXml/item5.xml><?xml version="1.0" encoding="utf-8"?>
 <?mso-contentType ?>
 <spe:Receivers xmlns:spe="http://schemas.microsoft.com/sharepoint/events">
   <Receiver>
@@ -8958,20 +8949,36 @@
 </spe:Receivers>
 </file>
 
-<file path=customXml/item5.xml><?xml version="1.0" encoding="utf-8"?>
-<LongProperties xmlns="http://schemas.microsoft.com/office/2006/metadata/longProperties"/>
-</file>
-
 <file path=customXml/item6.xml><?xml version="1.0" encoding="utf-8"?>
-<?mso-contentType ?>
-<FormTemplates xmlns="http://schemas.microsoft.com/sharepoint/v3/contenttype/forms">
-  <Display>DocumentLibraryForm</Display>
-  <Edit>DocumentLibraryForm</Edit>
-  <New>DocumentLibraryForm</New>
-</FormTemplates>
+<p:properties xmlns:p="http://schemas.microsoft.com/office/2006/metadata/properties" xmlns:xsi="http://www.w3.org/2001/XMLSchema-instance" xmlns:pc="http://schemas.microsoft.com/office/infopath/2007/PartnerControls">
+  <documentManagement>
+    <MaHieu xmlns="4afd0482-fe73-4301-a2d6-1a1d1218fd98" xsi:nil="true"/>
+    <TinhTrangHieuLuc xmlns="8ba8711b-6401-4886-8ecd-5b42b6a2c431" xsi:nil="true"/>
+    <MaVanBanThayThe xmlns="c7260419-8647-45b8-880e-8ad15e1b01d5" xsi:nil="true"/>
+    <LoaiDinhKem xmlns="c7260419-8647-45b8-880e-8ad15e1b01d5" xsi:nil="true"/>
+    <Ten xmlns="8ba8711b-6401-4886-8ecd-5b42b6a2c431" xsi:nil="true"/>
+    <GhiChu xmlns="8ba8711b-6401-4886-8ecd-5b42b6a2c431" xsi:nil="true"/>
+    <Loai xmlns="8ba8711b-6401-4886-8ecd-5b42b6a2c431" xsi:nil="true"/>
+    <MaVanBan xmlns="c7260419-8647-45b8-880e-8ad15e1b01d5" xsi:nil="true"/>
+    <URL xmlns="c7260419-8647-45b8-880e-8ad15e1b01d5" xsi:nil="true"/>
+    <LoaiThayThe xmlns="c7260419-8647-45b8-880e-8ad15e1b01d5" xsi:nil="true"/>
+    <TrangThaiXuLy xmlns="8ba8711b-6401-4886-8ecd-5b42b6a2c431" xsi:nil="true"/>
+    <SoHieu xmlns="c7260419-8647-45b8-880e-8ad15e1b01d5" xsi:nil="true"/>
+    <MaHieuFull xmlns="c7260419-8647-45b8-880e-8ad15e1b01d5" xsi:nil="true"/>
+    <IDVanBanQuyTrinh xmlns="8ba8711b-6401-4886-8ecd-5b42b6a2c431" xsi:nil="true"/>
+  </documentManagement>
+</p:properties>
 </file>
 
 <file path=customXml/itemProps1.xml><?xml version="1.0" encoding="utf-8"?>
+<ds:datastoreItem xmlns:ds="http://schemas.openxmlformats.org/officeDocument/2006/customXml" ds:itemID="{D7ACC836-85A6-4D6E-A034-A5FA72AAAB5F}">
+  <ds:schemaRefs>
+    <ds:schemaRef ds:uri="http://schemas.openxmlformats.org/officeDocument/2006/bibliography"/>
+  </ds:schemaRefs>
+</ds:datastoreItem>
+</file>
+
+<file path=customXml/itemProps2.xml><?xml version="1.0" encoding="utf-8"?>
 <ds:datastoreItem xmlns:ds="http://schemas.openxmlformats.org/officeDocument/2006/customXml" ds:itemID="{109C4B8F-BD6C-4F90-A2E0-220789938CA3}">
   <ds:schemaRefs>
     <ds:schemaRef ds:uri="http://schemas.microsoft.com/office/2006/metadata/contentType"/>
@@ -8992,15 +8999,31 @@
 </ds:datastoreItem>
 </file>
 
-<file path=customXml/itemProps2.xml><?xml version="1.0" encoding="utf-8"?>
-<ds:datastoreItem xmlns:ds="http://schemas.openxmlformats.org/officeDocument/2006/customXml" ds:itemID="{D7ACC836-85A6-4D6E-A034-A5FA72AAAB5F}">
+<file path=customXml/itemProps3.xml><?xml version="1.0" encoding="utf-8"?>
+<ds:datastoreItem xmlns:ds="http://schemas.openxmlformats.org/officeDocument/2006/customXml" ds:itemID="{3B62C0CD-B667-4058-BA1F-98112318F869}">
   <ds:schemaRefs>
-    <ds:schemaRef ds:uri="http://schemas.openxmlformats.org/officeDocument/2006/bibliography"/>
+    <ds:schemaRef ds:uri="http://schemas.microsoft.com/sharepoint/v3/contenttype/forms"/>
   </ds:schemaRefs>
 </ds:datastoreItem>
 </file>
 
-<file path=customXml/itemProps3.xml><?xml version="1.0" encoding="utf-8"?>
+<file path=customXml/itemProps4.xml><?xml version="1.0" encoding="utf-8"?>
+<ds:datastoreItem xmlns:ds="http://schemas.openxmlformats.org/officeDocument/2006/customXml" ds:itemID="{497F86EF-7662-4F77-A542-F36FC9F82919}">
+  <ds:schemaRefs>
+    <ds:schemaRef ds:uri="http://schemas.microsoft.com/office/2006/metadata/longProperties"/>
+  </ds:schemaRefs>
+</ds:datastoreItem>
+</file>
+
+<file path=customXml/itemProps5.xml><?xml version="1.0" encoding="utf-8"?>
+<ds:datastoreItem xmlns:ds="http://schemas.openxmlformats.org/officeDocument/2006/customXml" ds:itemID="{AE27CCF8-3728-4517-89E8-BB42F6D0A36D}">
+  <ds:schemaRefs>
+    <ds:schemaRef ds:uri="http://schemas.microsoft.com/sharepoint/events"/>
+  </ds:schemaRefs>
+</ds:datastoreItem>
+</file>
+
+<file path=customXml/itemProps6.xml><?xml version="1.0" encoding="utf-8"?>
 <ds:datastoreItem xmlns:ds="http://schemas.openxmlformats.org/officeDocument/2006/customXml" ds:itemID="{638B68B9-4772-4B4D-94EB-D3989878F182}">
   <ds:schemaRefs>
     <ds:schemaRef ds:uri="http://schemas.microsoft.com/office/2006/metadata/properties"/>
@@ -9010,28 +9033,4 @@
     <ds:schemaRef ds:uri="c7260419-8647-45b8-880e-8ad15e1b01d5"/>
   </ds:schemaRefs>
 </ds:datastoreItem>
-</file>
-
-<file path=customXml/itemProps4.xml><?xml version="1.0" encoding="utf-8"?>
-<ds:datastoreItem xmlns:ds="http://schemas.openxmlformats.org/officeDocument/2006/customXml" ds:itemID="{AE27CCF8-3728-4517-89E8-BB42F6D0A36D}">
-  <ds:schemaRefs>
-    <ds:schemaRef ds:uri="http://schemas.microsoft.com/sharepoint/events"/>
-  </ds:schemaRefs>
-</ds:datastoreItem>
-</file>
-
-<file path=customXml/itemProps5.xml><?xml version="1.0" encoding="utf-8"?>
-<ds:datastoreItem xmlns:ds="http://schemas.openxmlformats.org/officeDocument/2006/customXml" ds:itemID="{497F86EF-7662-4F77-A542-F36FC9F82919}">
-  <ds:schemaRefs>
-    <ds:schemaRef ds:uri="http://schemas.microsoft.com/office/2006/metadata/longProperties"/>
-  </ds:schemaRefs>
-</ds:datastoreItem>
-</file>
-
-<file path=customXml/itemProps6.xml><?xml version="1.0" encoding="utf-8"?>
-<ds:datastoreItem xmlns:ds="http://schemas.openxmlformats.org/officeDocument/2006/customXml" ds:itemID="{3B62C0CD-B667-4058-BA1F-98112318F869}">
-  <ds:schemaRefs>
-    <ds:schemaRef ds:uri="http://schemas.microsoft.com/sharepoint/v3/contenttype/forms"/>
-  </ds:schemaRefs>
-</ds:datastoreItem>
 </file>